--- a/docs/pr186/samples/lead.docx
+++ b/docs/pr186/samples/lead.docx
@@ -151,7 +151,7 @@
           <w:sz w:val="24"/>
           <w:szCs w:val="24"/>
         </w:rPr>
-        <w:t xml:space="preserve">LEADERSHIP &amp; OPERATIONS COMPETENCIES</w:t>
+        <w:t xml:space="preserve">TECHNICAL &amp; OPERATIONS COMPETENCIES</w:t>
       </w:r>
     </w:p>
     <w:p>
